--- a/Bases de Datos II/Kit docente/Proyecto Integrador/Guia Docente PI - Bases de Datos II - 2026-2.docx
+++ b/Bases de Datos II/Kit docente/Proyecto Integrador/Guia Docente PI - Bases de Datos II - 2026-2.docx
@@ -2,6 +2,21 @@
 <file path=word/document.xml><?xml version="1.0" encoding="utf-8"?>
 <w:document xmlns:wpc="http://schemas.microsoft.com/office/word/2010/wordprocessingCanvas" xmlns:mo="http://schemas.microsoft.com/office/mac/office/2008/main" xmlns:mc="http://schemas.openxmlformats.org/markup-compatibility/2006" xmlns:mv="urn:schemas-microsoft-com:mac:vml" xmlns:o="urn:schemas-microsoft-com:office:office" xmlns:r="http://schemas.openxmlformats.org/officeDocument/2006/relationships" xmlns:m="http://schemas.openxmlformats.org/officeDocument/2006/math" xmlns:v="urn:schemas-microsoft-com:vml" xmlns:wp14="http://schemas.microsoft.com/office/word/2010/wordprocessingDrawing" xmlns:wp="http://schemas.openxmlformats.org/drawingml/2006/wordprocessingDrawing" xmlns:w10="urn:schemas-microsoft-com:office:word" xmlns:w="http://schemas.openxmlformats.org/wordprocessingml/2006/main" xmlns:w14="http://schemas.microsoft.com/office/word/2010/wordml" xmlns:wpg="http://schemas.microsoft.com/office/word/2010/wordprocessingGroup" xmlns:wpi="http://schemas.microsoft.com/office/word/2010/wordprocessingInk" xmlns:wne="http://schemas.microsoft.com/office/word/2006/wordml" xmlns:wps="http://schemas.microsoft.com/office/word/2010/wordprocessingShape" mc:Ignorable="w14 wp14">
   <w:body>
+    <w:p>
+      <w:pPr>
+        <w:spacing w:after="40" w:before="0"/>
+        <w:jc w:val="center"/>
+      </w:pPr>
+      <w:r>
+        <w:rPr>
+          <w:rFonts w:ascii="Calibri" w:hAnsi="Calibri" w:eastAsia="Calibri"/>
+          <w:b/>
+          <w:color w:val="095292"/>
+          <w:sz w:val="20"/>
+        </w:rPr>
+        <w:t>Institución Universitaria Antonio José Camacho — UNIAJC</w:t>
+      </w:r>
+    </w:p>
     <w:p>
       <w:pPr>
         <w:spacing w:after="160" w:before="200"/>
@@ -20,7 +35,7 @@
     </w:p>
     <w:p>
       <w:pPr>
-        <w:spacing w:after="80" w:before="160"/>
+        <w:spacing w:after="120" w:before="160"/>
         <w:jc w:val="center"/>
       </w:pPr>
       <w:r>
@@ -28,9 +43,24 @@
           <w:rFonts w:ascii="Calibri" w:hAnsi="Calibri" w:eastAsia="Calibri"/>
           <w:b/>
           <w:color w:val="095292"/>
-          <w:sz w:val="24"/>
+          <w:sz w:val="26"/>
         </w:rPr>
         <w:t>Bases de Datos II</w:t>
+      </w:r>
+    </w:p>
+    <w:p>
+      <w:pPr>
+        <w:spacing w:after="120" w:before="0"/>
+        <w:jc w:val="center"/>
+      </w:pPr>
+      <w:r>
+        <w:rPr>
+          <w:rFonts w:ascii="Calibri" w:hAnsi="Calibri" w:eastAsia="Calibri"/>
+          <w:b/>
+          <w:color w:val="2B2B2B"/>
+          <w:sz w:val="22"/>
+        </w:rPr>
+        <w:t>FI303215 · Grupo 641A-2 · 2026-2</w:t>
       </w:r>
     </w:p>
     <w:p>
@@ -76,7 +106,7 @@
           <w:color w:val="2B2B2B"/>
           <w:sz w:val="22"/>
         </w:rPr>
-        <w:t>Patrón Prog. II / Seminario: PI continuo ABPr, 20% Corte 3. Enunciado estudiante en Clases/Proyecto Integrador/; esta guía es privada.</w:t>
+        <w:t>Patrón heredado de Prog. II / Seminario: PI continuo ABPr, 20% Corte 3. Enunciados viejos viven como .gdoc en Clase 1; aquí se materializa en Clases/Proyecto Integrador/ (estudiante) + Kit docente/Proyecto Integrador/.</w:t>
       </w:r>
     </w:p>
     <w:p>
@@ -161,13 +191,14 @@
         <w:tblLook w:firstColumn="1" w:firstRow="1" w:lastColumn="0" w:lastRow="0" w:noHBand="0" w:noVBand="1" w:val="04A0"/>
       </w:tblPr>
       <w:tblGrid>
-        <w:gridCol w:w="4896"/>
-        <w:gridCol w:w="4896"/>
+        <w:gridCol w:w="3264"/>
+        <w:gridCol w:w="3264"/>
+        <w:gridCol w:w="3264"/>
       </w:tblGrid>
       <w:tr>
         <w:tc>
           <w:tcPr>
-            <w:tcW w:type="dxa" w:w="4896"/>
+            <w:tcW w:type="dxa" w:w="3264"/>
             <w:shd w:val="clear" w:fill="095292"/>
           </w:tcPr>
           <w:p>
@@ -185,7 +216,25 @@
         </w:tc>
         <w:tc>
           <w:tcPr>
-            <w:tcW w:type="dxa" w:w="4896"/>
+            <w:tcW w:type="dxa" w:w="3264"/>
+            <w:shd w:val="clear" w:fill="095292"/>
+          </w:tcPr>
+          <w:p>
+            <w:r/>
+            <w:r>
+              <w:rPr>
+                <w:rFonts w:ascii="Calibri" w:hAnsi="Calibri" w:eastAsia="Calibri"/>
+                <w:b/>
+                <w:color w:val="FFFFFF"/>
+                <w:sz w:val="20"/>
+              </w:rPr>
+              <w:t>Fecha</w:t>
+            </w:r>
+          </w:p>
+        </w:tc>
+        <w:tc>
+          <w:tcPr>
+            <w:tcW w:type="dxa" w:w="3264"/>
             <w:shd w:val="clear" w:fill="095292"/>
           </w:tcPr>
           <w:p>
@@ -205,7 +254,7 @@
       <w:tr>
         <w:tc>
           <w:tcPr>
-            <w:tcW w:type="dxa" w:w="4896"/>
+            <w:tcW w:type="dxa" w:w="3264"/>
           </w:tcPr>
           <w:p>
             <w:r/>
@@ -222,7 +271,24 @@
         </w:tc>
         <w:tc>
           <w:tcPr>
-            <w:tcW w:type="dxa" w:w="4896"/>
+            <w:tcW w:type="dxa" w:w="3264"/>
+          </w:tcPr>
+          <w:p>
+            <w:r/>
+            <w:r>
+              <w:rPr>
+                <w:rFonts w:ascii="Calibri" w:hAnsi="Calibri" w:eastAsia="Calibri"/>
+                <w:b w:val="0"/>
+                <w:color w:val="2B2B2B"/>
+                <w:sz w:val="20"/>
+              </w:rPr>
+              <w:t>19/10</w:t>
+            </w:r>
+          </w:p>
+        </w:tc>
+        <w:tc>
+          <w:tcPr>
+            <w:tcW w:type="dxa" w:w="3264"/>
           </w:tcPr>
           <w:p>
             <w:r/>
@@ -241,7 +307,7 @@
       <w:tr>
         <w:tc>
           <w:tcPr>
-            <w:tcW w:type="dxa" w:w="4896"/>
+            <w:tcW w:type="dxa" w:w="3264"/>
             <w:shd w:val="clear" w:fill="F2F2F2"/>
           </w:tcPr>
           <w:p>
@@ -259,7 +325,25 @@
         </w:tc>
         <w:tc>
           <w:tcPr>
-            <w:tcW w:type="dxa" w:w="4896"/>
+            <w:tcW w:type="dxa" w:w="3264"/>
+            <w:shd w:val="clear" w:fill="F2F2F2"/>
+          </w:tcPr>
+          <w:p>
+            <w:r/>
+            <w:r>
+              <w:rPr>
+                <w:rFonts w:ascii="Calibri" w:hAnsi="Calibri" w:eastAsia="Calibri"/>
+                <w:b w:val="0"/>
+                <w:color w:val="2B2B2B"/>
+                <w:sz w:val="20"/>
+              </w:rPr>
+              <w:t>26/10</w:t>
+            </w:r>
+          </w:p>
+        </w:tc>
+        <w:tc>
+          <w:tcPr>
+            <w:tcW w:type="dxa" w:w="3264"/>
             <w:shd w:val="clear" w:fill="F2F2F2"/>
           </w:tcPr>
           <w:p>
@@ -279,7 +363,7 @@
       <w:tr>
         <w:tc>
           <w:tcPr>
-            <w:tcW w:type="dxa" w:w="4896"/>
+            <w:tcW w:type="dxa" w:w="3264"/>
           </w:tcPr>
           <w:p>
             <w:r/>
@@ -296,7 +380,24 @@
         </w:tc>
         <w:tc>
           <w:tcPr>
-            <w:tcW w:type="dxa" w:w="4896"/>
+            <w:tcW w:type="dxa" w:w="3264"/>
+          </w:tcPr>
+          <w:p>
+            <w:r/>
+            <w:r>
+              <w:rPr>
+                <w:rFonts w:ascii="Calibri" w:hAnsi="Calibri" w:eastAsia="Calibri"/>
+                <w:b w:val="0"/>
+                <w:color w:val="2B2B2B"/>
+                <w:sz w:val="20"/>
+              </w:rPr>
+              <w:t>09/11</w:t>
+            </w:r>
+          </w:p>
+        </w:tc>
+        <w:tc>
+          <w:tcPr>
+            <w:tcW w:type="dxa" w:w="3264"/>
           </w:tcPr>
           <w:p>
             <w:r/>
@@ -315,7 +416,7 @@
       <w:tr>
         <w:tc>
           <w:tcPr>
-            <w:tcW w:type="dxa" w:w="4896"/>
+            <w:tcW w:type="dxa" w:w="3264"/>
             <w:shd w:val="clear" w:fill="F2F2F2"/>
           </w:tcPr>
           <w:p>
@@ -333,7 +434,7 @@
         </w:tc>
         <w:tc>
           <w:tcPr>
-            <w:tcW w:type="dxa" w:w="4896"/>
+            <w:tcW w:type="dxa" w:w="3264"/>
             <w:shd w:val="clear" w:fill="F2F2F2"/>
           </w:tcPr>
           <w:p>
@@ -345,7 +446,25 @@
                 <w:color w:val="2B2B2B"/>
                 <w:sz w:val="20"/>
               </w:rPr>
-              <w:t>Sustentación/cierre: demos asíncronas o Meet corto</w:t>
+              <w:t>16/11</w:t>
+            </w:r>
+          </w:p>
+        </w:tc>
+        <w:tc>
+          <w:tcPr>
+            <w:tcW w:type="dxa" w:w="3264"/>
+            <w:shd w:val="clear" w:fill="F2F2F2"/>
+          </w:tcPr>
+          <w:p>
+            <w:r/>
+            <w:r>
+              <w:rPr>
+                <w:rFonts w:ascii="Calibri" w:hAnsi="Calibri" w:eastAsia="Calibri"/>
+                <w:b w:val="0"/>
+                <w:color w:val="2B2B2B"/>
+                <w:sz w:val="20"/>
+              </w:rPr>
+              <w:t>Sustentación/cierre (autónoma): recibir demos asíncronas o Meet corto</w:t>
             </w:r>
           </w:p>
         </w:tc>
@@ -528,6 +647,36 @@
           <w:sz w:val="22"/>
         </w:rPr>
         <w:t>Lista de integrantes y quién presentó qué.</w:t>
+      </w:r>
+    </w:p>
+    <w:p>
+      <w:pPr>
+        <w:spacing w:after="120" w:before="240"/>
+        <w:jc w:val="left"/>
+      </w:pPr>
+      <w:r>
+        <w:rPr>
+          <w:rFonts w:ascii="Calibri" w:hAnsi="Calibri" w:eastAsia="Calibri"/>
+          <w:b/>
+          <w:color w:val="095292"/>
+          <w:sz w:val="24"/>
+        </w:rPr>
+        <w:t>Post-clase Padlet</w:t>
+      </w:r>
+    </w:p>
+    <w:p>
+      <w:pPr>
+        <w:spacing w:after="120" w:before="0"/>
+        <w:jc w:val="left"/>
+      </w:pPr>
+      <w:r>
+        <w:rPr>
+          <w:rFonts w:ascii="Calibri" w:hAnsi="Calibri" w:eastAsia="Calibri"/>
+          <w:b w:val="0"/>
+          <w:color w:val="2B2B2B"/>
+          <w:sz w:val="22"/>
+        </w:rPr>
+        <w:t>Si usó Padlet en Clase 1: ⋯ → Clear posts → código → Delete (reutilizar cupo gratis).</w:t>
       </w:r>
     </w:p>
     <w:sectPr>

--- a/Bases de Datos II/Kit docente/Proyecto Integrador/Guia Docente PI - Bases de Datos II - 2026-2.docx
+++ b/Bases de Datos II/Kit docente/Proyecto Integrador/Guia Docente PI - Bases de Datos II - 2026-2.docx
@@ -475,14 +475,6 @@
         <w:spacing w:after="80" w:before="0"/>
         <w:jc w:val="left"/>
       </w:pPr>
-      <w:r>
-        <w:rPr>
-          <w:rFonts w:ascii="Calibri" w:hAnsi="Calibri" w:eastAsia="Calibri"/>
-          <w:b w:val="0"/>
-          <w:color w:val="2B2B2B"/>
-          <w:sz w:val="22"/>
-        </w:rPr>
-      </w:r>
     </w:p>
     <w:p>
       <w:pPr>

--- a/Bases de Datos II/Kit docente/Proyecto Integrador/Guia Docente PI - Bases de Datos II - 2026-2.docx
+++ b/Bases de Datos II/Kit docente/Proyecto Integrador/Guia Docente PI - Bases de Datos II - 2026-2.docx
@@ -181,7 +181,7 @@
           <w:color w:val="095292"/>
           <w:sz w:val="24"/>
         </w:rPr>
-        <w:t>Hitos docentes (clases del plan)</w:t>
+        <w:t>Hitos docentes (sesiones del calendario · 13 sesiones)</w:t>
       </w:r>
     </w:p>
     <w:tbl>
@@ -191,14 +191,15 @@
         <w:tblLook w:firstColumn="1" w:firstRow="1" w:lastColumn="0" w:lastRow="0" w:noHBand="0" w:noVBand="1" w:val="04A0"/>
       </w:tblPr>
       <w:tblGrid>
-        <w:gridCol w:w="3264"/>
-        <w:gridCol w:w="3264"/>
-        <w:gridCol w:w="3264"/>
+        <w:gridCol w:w="2448"/>
+        <w:gridCol w:w="2448"/>
+        <w:gridCol w:w="2448"/>
+        <w:gridCol w:w="2448"/>
       </w:tblGrid>
       <w:tr>
         <w:tc>
           <w:tcPr>
-            <w:tcW w:type="dxa" w:w="3264"/>
+            <w:tcW w:type="dxa" w:w="2448"/>
             <w:shd w:val="clear" w:fill="095292"/>
           </w:tcPr>
           <w:p>
@@ -210,13 +211,13 @@
                 <w:color w:val="FFFFFF"/>
                 <w:sz w:val="20"/>
               </w:rPr>
-              <w:t>Clase</w:t>
+              <w:t>Sesión</w:t>
             </w:r>
           </w:p>
         </w:tc>
         <w:tc>
           <w:tcPr>
-            <w:tcW w:type="dxa" w:w="3264"/>
+            <w:tcW w:type="dxa" w:w="2448"/>
             <w:shd w:val="clear" w:fill="095292"/>
           </w:tcPr>
           <w:p>
@@ -234,7 +235,25 @@
         </w:tc>
         <w:tc>
           <w:tcPr>
-            <w:tcW w:type="dxa" w:w="3264"/>
+            <w:tcW w:type="dxa" w:w="2448"/>
+            <w:shd w:val="clear" w:fill="095292"/>
+          </w:tcPr>
+          <w:p>
+            <w:r/>
+            <w:r>
+              <w:rPr>
+                <w:rFonts w:ascii="Calibri" w:hAnsi="Calibri" w:eastAsia="Calibri"/>
+                <w:b/>
+                <w:color w:val="FFFFFF"/>
+                <w:sz w:val="20"/>
+              </w:rPr>
+              <w:t>Material</w:t>
+            </w:r>
+          </w:p>
+        </w:tc>
+        <w:tc>
+          <w:tcPr>
+            <w:tcW w:type="dxa" w:w="2448"/>
             <w:shd w:val="clear" w:fill="095292"/>
           </w:tcPr>
           <w:p>
@@ -254,7 +273,7 @@
       <w:tr>
         <w:tc>
           <w:tcPr>
-            <w:tcW w:type="dxa" w:w="3264"/>
+            <w:tcW w:type="dxa" w:w="2448"/>
           </w:tcPr>
           <w:p>
             <w:r/>
@@ -265,13 +284,13 @@
                 <w:color w:val="2B2B2B"/>
                 <w:sz w:val="20"/>
               </w:rPr>
-              <w:t>11</w:t>
+              <w:t>10 (doble)</w:t>
             </w:r>
           </w:p>
         </w:tc>
         <w:tc>
           <w:tcPr>
-            <w:tcW w:type="dxa" w:w="3264"/>
+            <w:tcW w:type="dxa" w:w="2448"/>
           </w:tcPr>
           <w:p>
             <w:r/>
@@ -282,13 +301,13 @@
                 <w:color w:val="2B2B2B"/>
                 <w:sz w:val="20"/>
               </w:rPr>
-              <w:t>19/10</w:t>
+              <w:t>26/10</w:t>
             </w:r>
           </w:p>
         </w:tc>
         <w:tc>
           <w:tcPr>
-            <w:tcW w:type="dxa" w:w="3264"/>
+            <w:tcW w:type="dxa" w:w="2448"/>
           </w:tcPr>
           <w:p>
             <w:r/>
@@ -299,7 +318,24 @@
                 <w:color w:val="2B2B2B"/>
                 <w:sz w:val="20"/>
               </w:rPr>
-              <w:t>Revisión de avance: checklist viva, feedback en vivo</w:t>
+              <w:t>Clases 11+12</w:t>
+            </w:r>
+          </w:p>
+        </w:tc>
+        <w:tc>
+          <w:tcPr>
+            <w:tcW w:type="dxa" w:w="2448"/>
+          </w:tcPr>
+          <w:p>
+            <w:r/>
+            <w:r>
+              <w:rPr>
+                <w:rFonts w:ascii="Calibri" w:hAnsi="Calibri" w:eastAsia="Calibri"/>
+                <w:b w:val="0"/>
+                <w:color w:val="2B2B2B"/>
+                <w:sz w:val="20"/>
+              </w:rPr>
+              <w:t>Revisión de avance con checklist viva + empujar integración app↔BD y casos de prueba en el mismo bloque</w:t>
             </w:r>
           </w:p>
         </w:tc>
@@ -307,8 +343,81 @@
       <w:tr>
         <w:tc>
           <w:tcPr>
-            <w:tcW w:type="dxa" w:w="3264"/>
+            <w:tcW w:type="dxa" w:w="2448"/>
             <w:shd w:val="clear" w:fill="F2F2F2"/>
+          </w:tcPr>
+          <w:p>
+            <w:r/>
+            <w:r>
+              <w:rPr>
+                <w:rFonts w:ascii="Calibri" w:hAnsi="Calibri" w:eastAsia="Calibri"/>
+                <w:b w:val="0"/>
+                <w:color w:val="2B2B2B"/>
+                <w:sz w:val="20"/>
+              </w:rPr>
+              <w:t>11 (autónoma)</w:t>
+            </w:r>
+          </w:p>
+        </w:tc>
+        <w:tc>
+          <w:tcPr>
+            <w:tcW w:type="dxa" w:w="2448"/>
+            <w:shd w:val="clear" w:fill="F2F2F2"/>
+          </w:tcPr>
+          <w:p>
+            <w:r/>
+            <w:r>
+              <w:rPr>
+                <w:rFonts w:ascii="Calibri" w:hAnsi="Calibri" w:eastAsia="Calibri"/>
+                <w:b w:val="0"/>
+                <w:color w:val="2B2B2B"/>
+                <w:sz w:val="20"/>
+              </w:rPr>
+              <w:t>02/11</w:t>
+            </w:r>
+          </w:p>
+        </w:tc>
+        <w:tc>
+          <w:tcPr>
+            <w:tcW w:type="dxa" w:w="2448"/>
+            <w:shd w:val="clear" w:fill="F2F2F2"/>
+          </w:tcPr>
+          <w:p>
+            <w:r/>
+            <w:r>
+              <w:rPr>
+                <w:rFonts w:ascii="Calibri" w:hAnsi="Calibri" w:eastAsia="Calibri"/>
+                <w:b w:val="0"/>
+                <w:color w:val="2B2B2B"/>
+                <w:sz w:val="20"/>
+              </w:rPr>
+              <w:t>Clase 13</w:t>
+            </w:r>
+          </w:p>
+        </w:tc>
+        <w:tc>
+          <w:tcPr>
+            <w:tcW w:type="dxa" w:w="2448"/>
+            <w:shd w:val="clear" w:fill="F2F2F2"/>
+          </w:tcPr>
+          <w:p>
+            <w:r/>
+            <w:r>
+              <w:rPr>
+                <w:rFonts w:ascii="Calibri" w:hAnsi="Calibri" w:eastAsia="Calibri"/>
+                <w:b w:val="0"/>
+                <w:color w:val="2B2B2B"/>
+                <w:sz w:val="20"/>
+              </w:rPr>
+              <w:t>Publicar el caso real y revisar la entrega asíncrona (dom 08/11)</w:t>
+            </w:r>
+          </w:p>
+        </w:tc>
+      </w:tr>
+      <w:tr>
+        <w:tc>
+          <w:tcPr>
+            <w:tcW w:type="dxa" w:w="2448"/>
           </w:tcPr>
           <w:p>
             <w:r/>
@@ -325,62 +434,7 @@
         </w:tc>
         <w:tc>
           <w:tcPr>
-            <w:tcW w:type="dxa" w:w="3264"/>
-            <w:shd w:val="clear" w:fill="F2F2F2"/>
-          </w:tcPr>
-          <w:p>
-            <w:r/>
-            <w:r>
-              <w:rPr>
-                <w:rFonts w:ascii="Calibri" w:hAnsi="Calibri" w:eastAsia="Calibri"/>
-                <w:b w:val="0"/>
-                <w:color w:val="2B2B2B"/>
-                <w:sz w:val="20"/>
-              </w:rPr>
-              <w:t>26/10</w:t>
-            </w:r>
-          </w:p>
-        </w:tc>
-        <w:tc>
-          <w:tcPr>
-            <w:tcW w:type="dxa" w:w="3264"/>
-            <w:shd w:val="clear" w:fill="F2F2F2"/>
-          </w:tcPr>
-          <w:p>
-            <w:r/>
-            <w:r>
-              <w:rPr>
-                <w:rFonts w:ascii="Calibri" w:hAnsi="Calibri" w:eastAsia="Calibri"/>
-                <w:b w:val="0"/>
-                <w:color w:val="2B2B2B"/>
-                <w:sz w:val="20"/>
-              </w:rPr>
-              <w:t>Empujar integración app↔BD y casos de prueba</w:t>
-            </w:r>
-          </w:p>
-        </w:tc>
-      </w:tr>
-      <w:tr>
-        <w:tc>
-          <w:tcPr>
-            <w:tcW w:type="dxa" w:w="3264"/>
-          </w:tcPr>
-          <w:p>
-            <w:r/>
-            <w:r>
-              <w:rPr>
-                <w:rFonts w:ascii="Calibri" w:hAnsi="Calibri" w:eastAsia="Calibri"/>
-                <w:b w:val="0"/>
-                <w:color w:val="2B2B2B"/>
-                <w:sz w:val="20"/>
-              </w:rPr>
-              <w:t>14</w:t>
-            </w:r>
-          </w:p>
-        </w:tc>
-        <w:tc>
-          <w:tcPr>
-            <w:tcW w:type="dxa" w:w="3264"/>
+            <w:tcW w:type="dxa" w:w="2448"/>
           </w:tcPr>
           <w:p>
             <w:r/>
@@ -397,7 +451,24 @@
         </w:tc>
         <w:tc>
           <w:tcPr>
-            <w:tcW w:type="dxa" w:w="3264"/>
+            <w:tcW w:type="dxa" w:w="2448"/>
+          </w:tcPr>
+          <w:p>
+            <w:r/>
+            <w:r>
+              <w:rPr>
+                <w:rFonts w:ascii="Calibri" w:hAnsi="Calibri" w:eastAsia="Calibri"/>
+                <w:b w:val="0"/>
+                <w:color w:val="2B2B2B"/>
+                <w:sz w:val="20"/>
+              </w:rPr>
+              <w:t>Clase 14</w:t>
+            </w:r>
+          </w:p>
+        </w:tc>
+        <w:tc>
+          <w:tcPr>
+            <w:tcW w:type="dxa" w:w="2448"/>
           </w:tcPr>
           <w:p>
             <w:r/>
@@ -416,7 +487,7 @@
       <w:tr>
         <w:tc>
           <w:tcPr>
-            <w:tcW w:type="dxa" w:w="3264"/>
+            <w:tcW w:type="dxa" w:w="2448"/>
             <w:shd w:val="clear" w:fill="F2F2F2"/>
           </w:tcPr>
           <w:p>
@@ -428,13 +499,13 @@
                 <w:color w:val="2B2B2B"/>
                 <w:sz w:val="20"/>
               </w:rPr>
-              <w:t>15</w:t>
+              <w:t>13</w:t>
             </w:r>
           </w:p>
         </w:tc>
         <w:tc>
           <w:tcPr>
-            <w:tcW w:type="dxa" w:w="3264"/>
+            <w:tcW w:type="dxa" w:w="2448"/>
             <w:shd w:val="clear" w:fill="F2F2F2"/>
           </w:tcPr>
           <w:p>
@@ -452,7 +523,7 @@
         </w:tc>
         <w:tc>
           <w:tcPr>
-            <w:tcW w:type="dxa" w:w="3264"/>
+            <w:tcW w:type="dxa" w:w="2448"/>
             <w:shd w:val="clear" w:fill="F2F2F2"/>
           </w:tcPr>
           <w:p>
@@ -464,7 +535,25 @@
                 <w:color w:val="2B2B2B"/>
                 <w:sz w:val="20"/>
               </w:rPr>
-              <w:t>Sustentación/cierre (autónoma): recibir demos asíncronas o Meet corto</w:t>
+              <w:t>Clase 15</w:t>
+            </w:r>
+          </w:p>
+        </w:tc>
+        <w:tc>
+          <w:tcPr>
+            <w:tcW w:type="dxa" w:w="2448"/>
+            <w:shd w:val="clear" w:fill="F2F2F2"/>
+          </w:tcPr>
+          <w:p>
+            <w:r/>
+            <w:r>
+              <w:rPr>
+                <w:rFonts w:ascii="Calibri" w:hAnsi="Calibri" w:eastAsia="Calibri"/>
+                <w:b w:val="0"/>
+                <w:color w:val="2B2B2B"/>
+                <w:sz w:val="20"/>
+              </w:rPr>
+              <w:t>Sesión síncrona de sustentaciones: turnos, preguntas y cierre</w:t>
             </w:r>
           </w:p>
         </w:tc>
@@ -578,7 +667,7 @@
           <w:color w:val="2B2B2B"/>
           <w:sz w:val="22"/>
         </w:rPr>
-        <w:t>Informe+sustentación (15): 5–8 min; preguntas cruzadas al azar a miembros del equipo.</w:t>
+        <w:t>Informe+sustentación (15): 5–8 min; preguntas cruzadas al azar sobre cualquier parte del trabajo.</w:t>
       </w:r>
     </w:p>
     <w:p>
@@ -638,7 +727,7 @@
           <w:color w:val="2B2B2B"/>
           <w:sz w:val="22"/>
         </w:rPr>
-        <w:t>Lista de integrantes y quién presentó qué.</w:t>
+        <w:t>Reparto del guion por bloques temáticos (y, si hubo equipo autorizado, quién presentó qué).</w:t>
       </w:r>
     </w:p>
     <w:p>

--- a/Bases de Datos II/Kit docente/Proyecto Integrador/Guia Docente PI - Bases de Datos II - 2026-2.docx
+++ b/Bases de Datos II/Kit docente/Proyecto Integrador/Guia Docente PI - Bases de Datos II - 2026-2.docx
@@ -479,7 +479,7 @@
                 <w:color w:val="2B2B2B"/>
                 <w:sz w:val="20"/>
               </w:rPr>
-              <w:t>Parcial 3 presencial + ensayo de presentación PI</w:t>
+              <w:t>Parcial 3 (virtual síncrona) + ensayo de presentación PI</w:t>
             </w:r>
           </w:p>
         </w:tc>
